--- a/policies/build/chapters_v2/COP/HCO_COP_12_v2_REWRITE_DRAFT.docx
+++ b/policies/build/chapters_v2/COP/HCO_COP_12_v2_REWRITE_DRAFT.docx
@@ -1711,14 +1711,6 @@
         <w:pStyle w:val="ListNumber"/>
       </w:pPr>
       <w:r>
-        <w:t>Guidebook interpretation supplied for COP.12.a through COP.12.h.</w:t>
-      </w:r>
-    </w:p>
-    <w:p>
-      <w:pPr>
-        <w:pStyle w:val="ListNumber"/>
-      </w:pPr>
-      <w:r>
         <w:t>Standard treatment guidelines and professional society guidelines on procedural sedation (reference for written guidance, pre-sedation assessment, and monitoring parameters).</w:t>
       </w:r>
     </w:p>

--- a/policies/build/chapters_v2/COP/HCO_COP_12_v2_REWRITE_DRAFT.docx
+++ b/policies/build/chapters_v2/COP/HCO_COP_12_v2_REWRITE_DRAFT.docx
@@ -1723,9 +1723,23 @@
       </w:r>
     </w:p>
     <w:p>
-      <w:pPr/>
       <w:r>
-        <w:t>This policy reorganises the supplied COP.12 objective elements and approved plain-language content into policy format. The stop-work text is reproduced exactly as supplied. Mandatory requirements and their stated modal strength have been retained. The six written-guidance areas (COP.12.a), the absolute prohibition on technicians administering sedation (COP.12.c — "without exception"), the absolute role-separation rule (COP.12.d — "always different", "without exception"), the six intra-procedure monitoring parameters (COP.12.e, including cardiac rhythm), the five post-sedation monitoring parameters (COP.12.f — cardiac rhythm is absent from this list), and the five emergency equipment items (COP.12.h) are all preserved exactly. No monitoring interval has been invented for post-sedation monitoring; the interval is organisation-defined.</w:t>
+        <w:t>This document is a template prepared for the guidance of «Hospital Name» and must be reviewed, adapted and formally approved by «Hospital Name» before use. Every entry marked ________ must be completed before the document is issued.</w:t>
+      </w:r>
+    </w:p>
+    <w:p>
+      <w:r>
+        <w:t>The requirements in this document are accreditation requirements of the NABH Full Accreditation Standards for Hospitals, 6th Edition, not duties under a named Act of Parliament. Statutory duties that arise under other documents of «Hospital Name» remain those documents. «Hospital Name» is responsible for verifying any statutory duty that applies to it; this document does not constitute legal advice.</w:t>
+      </w:r>
+    </w:p>
+    <w:p>
+      <w:r>
+        <w:t>The clinical and technical content reflects recognised national and international guidance current at the date of preparation. «Hospital Name» remains responsible for verifying that it is current and consistent with the edition of the accreditation standard against which it is being assessed.</w:t>
+      </w:r>
+    </w:p>
+    <w:p>
+      <w:r>
+        <w:t>This document is not issued by, endorsed by, or affiliated with NABH or any other body named in it. Wording is original; no text has been reproduced from the standards, rules or guidelines referenced.</w:t>
       </w:r>
     </w:p>
     <w:sectPr>
